--- a/Calendario2026/Actividades/A7_DHCP_VLANs/Actividad7.docx
+++ b/Calendario2026/Actividades/A7_DHCP_VLANs/Actividad7.docx
@@ -4,7 +4,7 @@
   <w:body>
     <w:p>
       <w:pPr>
-        <w:pStyle w:val="BodyText"/>
+        <w:pStyle w:val="Textoindependiente"/>
         <w:tabs>
           <w:tab w:val="left" w:pos="10065"/>
           <w:tab w:val="left" w:pos="10206"/>
@@ -36,7 +36,7 @@
     </w:p>
     <w:p>
       <w:pPr>
-        <w:pStyle w:val="BodyText"/>
+        <w:pStyle w:val="Textoindependiente"/>
         <w:tabs>
           <w:tab w:val="left" w:pos="10065"/>
           <w:tab w:val="left" w:pos="10206"/>
@@ -105,12 +105,46 @@
           <w:sz w:val="24"/>
           <w:szCs w:val="24"/>
         </w:rPr>
-        <w:t>Configurar DHCP centralizado, OSPF y VLANs en un switch multicapa</w:t>
-      </w:r>
+        <w:t xml:space="preserve">Configurar DHCP centralizado, OSPF y </w:t>
+      </w:r>
+      <w:proofErr w:type="spellStart"/>
+      <w:r>
+        <w:rPr>
+          <w:rFonts w:cs="Arial"/>
+          <w:b/>
+          <w:spacing w:val="-1"/>
+          <w:sz w:val="24"/>
+          <w:szCs w:val="24"/>
+        </w:rPr>
+        <w:t>VLANs</w:t>
+      </w:r>
+      <w:proofErr w:type="spellEnd"/>
+      <w:r>
+        <w:rPr>
+          <w:rFonts w:cs="Arial"/>
+          <w:b/>
+          <w:spacing w:val="-1"/>
+          <w:sz w:val="24"/>
+          <w:szCs w:val="24"/>
+        </w:rPr>
+        <w:t xml:space="preserve"> en </w:t>
+      </w:r>
+      <w:proofErr w:type="gramStart"/>
+      <w:r>
+        <w:rPr>
+          <w:rFonts w:cs="Arial"/>
+          <w:b/>
+          <w:spacing w:val="-1"/>
+          <w:sz w:val="24"/>
+          <w:szCs w:val="24"/>
+        </w:rPr>
+        <w:t>un switch multicapa</w:t>
+      </w:r>
+      <w:proofErr w:type="gramEnd"/>
     </w:p>
     <w:p>
       <w:pPr>
-        <w:pStyle w:val="BodyText"/>
+        <w:pStyle w:val="Textoindependiente"/>
         <w:tabs>
           <w:tab w:val="left" w:pos="10065"/>
           <w:tab w:val="left" w:pos="10206"/>
@@ -132,7 +166,7 @@
     </w:p>
     <w:p>
       <w:pPr>
-        <w:pStyle w:val="BodyText"/>
+        <w:pStyle w:val="Textoindependiente"/>
         <w:spacing w:before="45"/>
         <w:ind w:left="0" w:right="121"/>
         <w:jc w:val="center"/>
@@ -191,7 +225,7 @@
     </w:p>
     <w:p>
       <w:pPr>
-        <w:pStyle w:val="Heading1"/>
+        <w:pStyle w:val="Ttulo1"/>
         <w:spacing w:before="0"/>
         <w:ind w:left="0" w:right="113"/>
         <w:jc w:val="both"/>
@@ -208,7 +242,7 @@
     </w:p>
     <w:p>
       <w:pPr>
-        <w:pStyle w:val="Heading4"/>
+        <w:pStyle w:val="Ttulo4"/>
         <w:shd w:val="clear" w:color="auto" w:fill="FFFFFF"/>
         <w:spacing w:line="300" w:lineRule="exact"/>
         <w:ind w:right="621"/>
@@ -289,7 +323,7 @@
     </w:p>
     <w:p>
       <w:pPr>
-        <w:pStyle w:val="Heading4"/>
+        <w:pStyle w:val="Ttulo4"/>
         <w:shd w:val="clear" w:color="auto" w:fill="FFFFFF"/>
         <w:spacing w:line="300" w:lineRule="exact"/>
         <w:ind w:right="621"/>
@@ -591,7 +625,6 @@
               <w:bottom w:val="single" w:sz="8" w:space="0" w:color="000000"/>
               <w:right w:val="single" w:sz="8" w:space="0" w:color="000000"/>
             </w:tcBorders>
-            <w:shd w:val="clear" w:color="auto" w:fill="auto"/>
             <w:tcMar>
               <w:top w:w="15" w:type="dxa"/>
               <w:left w:w="15" w:type="dxa"/>
@@ -634,7 +667,6 @@
               <w:bottom w:val="single" w:sz="8" w:space="0" w:color="000000"/>
               <w:right w:val="single" w:sz="8" w:space="0" w:color="000000"/>
             </w:tcBorders>
-            <w:shd w:val="clear" w:color="auto" w:fill="auto"/>
             <w:tcMar>
               <w:top w:w="15" w:type="dxa"/>
               <w:left w:w="15" w:type="dxa"/>
@@ -722,7 +754,6 @@
               <w:bottom w:val="single" w:sz="8" w:space="0" w:color="000000"/>
               <w:right w:val="single" w:sz="8" w:space="0" w:color="000000"/>
             </w:tcBorders>
-            <w:shd w:val="clear" w:color="auto" w:fill="auto"/>
             <w:tcMar>
               <w:top w:w="15" w:type="dxa"/>
               <w:left w:w="15" w:type="dxa"/>
@@ -762,7 +793,6 @@
               <w:bottom w:val="single" w:sz="8" w:space="0" w:color="000000"/>
               <w:right w:val="single" w:sz="8" w:space="0" w:color="000000"/>
             </w:tcBorders>
-            <w:shd w:val="clear" w:color="auto" w:fill="auto"/>
             <w:tcMar>
               <w:top w:w="15" w:type="dxa"/>
               <w:left w:w="15" w:type="dxa"/>
@@ -802,7 +832,6 @@
               <w:bottom w:val="single" w:sz="8" w:space="0" w:color="000000"/>
               <w:right w:val="single" w:sz="8" w:space="0" w:color="000000"/>
             </w:tcBorders>
-            <w:shd w:val="clear" w:color="auto" w:fill="auto"/>
             <w:tcMar>
               <w:top w:w="15" w:type="dxa"/>
               <w:left w:w="15" w:type="dxa"/>
@@ -847,7 +876,6 @@
               <w:bottom w:val="single" w:sz="8" w:space="0" w:color="000000"/>
               <w:right w:val="single" w:sz="8" w:space="0" w:color="000000"/>
             </w:tcBorders>
-            <w:shd w:val="clear" w:color="auto" w:fill="auto"/>
             <w:tcMar>
               <w:top w:w="15" w:type="dxa"/>
               <w:left w:w="15" w:type="dxa"/>
@@ -900,7 +928,6 @@
               <w:bottom w:val="single" w:sz="8" w:space="0" w:color="000000"/>
               <w:right w:val="single" w:sz="8" w:space="0" w:color="000000"/>
             </w:tcBorders>
-            <w:shd w:val="clear" w:color="auto" w:fill="auto"/>
             <w:tcMar>
               <w:top w:w="15" w:type="dxa"/>
               <w:left w:w="15" w:type="dxa"/>
@@ -988,7 +1015,6 @@
               <w:bottom w:val="single" w:sz="8" w:space="0" w:color="000000"/>
               <w:right w:val="single" w:sz="8" w:space="0" w:color="000000"/>
             </w:tcBorders>
-            <w:shd w:val="clear" w:color="auto" w:fill="auto"/>
             <w:tcMar>
               <w:top w:w="15" w:type="dxa"/>
               <w:left w:w="15" w:type="dxa"/>
@@ -1028,7 +1054,6 @@
               <w:bottom w:val="single" w:sz="8" w:space="0" w:color="000000"/>
               <w:right w:val="single" w:sz="8" w:space="0" w:color="000000"/>
             </w:tcBorders>
-            <w:shd w:val="clear" w:color="auto" w:fill="auto"/>
             <w:tcMar>
               <w:top w:w="15" w:type="dxa"/>
               <w:left w:w="15" w:type="dxa"/>
@@ -1068,7 +1093,6 @@
               <w:bottom w:val="single" w:sz="8" w:space="0" w:color="000000"/>
               <w:right w:val="single" w:sz="8" w:space="0" w:color="000000"/>
             </w:tcBorders>
-            <w:shd w:val="clear" w:color="auto" w:fill="auto"/>
             <w:tcMar>
               <w:top w:w="15" w:type="dxa"/>
               <w:left w:w="15" w:type="dxa"/>
@@ -1113,7 +1137,6 @@
               <w:bottom w:val="single" w:sz="8" w:space="0" w:color="000000"/>
               <w:right w:val="single" w:sz="8" w:space="0" w:color="000000"/>
             </w:tcBorders>
-            <w:shd w:val="clear" w:color="auto" w:fill="auto"/>
             <w:tcMar>
               <w:top w:w="15" w:type="dxa"/>
               <w:left w:w="15" w:type="dxa"/>
@@ -1135,6 +1158,7 @@
                 <w:spacing w:val="-1"/>
               </w:rPr>
             </w:pPr>
+            <w:proofErr w:type="spellStart"/>
             <w:r>
               <w:rPr>
                 <w:rFonts w:cs="Arial"/>
@@ -1145,6 +1169,7 @@
               </w:rPr>
               <w:t>Faculty</w:t>
             </w:r>
+            <w:proofErr w:type="spellEnd"/>
           </w:p>
         </w:tc>
         <w:tc>
@@ -1156,7 +1181,6 @@
               <w:bottom w:val="single" w:sz="8" w:space="0" w:color="000000"/>
               <w:right w:val="single" w:sz="8" w:space="0" w:color="000000"/>
             </w:tcBorders>
-            <w:shd w:val="clear" w:color="auto" w:fill="auto"/>
             <w:tcMar>
               <w:top w:w="15" w:type="dxa"/>
               <w:left w:w="15" w:type="dxa"/>
@@ -1234,7 +1258,6 @@
               <w:bottom w:val="single" w:sz="8" w:space="0" w:color="000000"/>
               <w:right w:val="single" w:sz="8" w:space="0" w:color="000000"/>
             </w:tcBorders>
-            <w:shd w:val="clear" w:color="auto" w:fill="auto"/>
             <w:tcMar>
               <w:top w:w="15" w:type="dxa"/>
               <w:left w:w="15" w:type="dxa"/>
@@ -1274,7 +1297,6 @@
               <w:bottom w:val="single" w:sz="8" w:space="0" w:color="000000"/>
               <w:right w:val="single" w:sz="8" w:space="0" w:color="000000"/>
             </w:tcBorders>
-            <w:shd w:val="clear" w:color="auto" w:fill="auto"/>
             <w:tcMar>
               <w:top w:w="15" w:type="dxa"/>
               <w:left w:w="15" w:type="dxa"/>
@@ -1314,7 +1336,6 @@
               <w:bottom w:val="single" w:sz="8" w:space="0" w:color="000000"/>
               <w:right w:val="single" w:sz="8" w:space="0" w:color="000000"/>
             </w:tcBorders>
-            <w:shd w:val="clear" w:color="auto" w:fill="auto"/>
             <w:tcMar>
               <w:top w:w="15" w:type="dxa"/>
               <w:left w:w="15" w:type="dxa"/>
@@ -1359,7 +1380,6 @@
               <w:bottom w:val="single" w:sz="8" w:space="0" w:color="000000"/>
               <w:right w:val="single" w:sz="8" w:space="0" w:color="000000"/>
             </w:tcBorders>
-            <w:shd w:val="clear" w:color="auto" w:fill="auto"/>
             <w:tcMar>
               <w:top w:w="15" w:type="dxa"/>
               <w:left w:w="15" w:type="dxa"/>
@@ -1402,7 +1422,6 @@
               <w:bottom w:val="single" w:sz="8" w:space="0" w:color="000000"/>
               <w:right w:val="single" w:sz="8" w:space="0" w:color="000000"/>
             </w:tcBorders>
-            <w:shd w:val="clear" w:color="auto" w:fill="auto"/>
             <w:tcMar>
               <w:top w:w="15" w:type="dxa"/>
               <w:left w:w="15" w:type="dxa"/>
@@ -1480,7 +1499,6 @@
               <w:bottom w:val="single" w:sz="8" w:space="0" w:color="000000"/>
               <w:right w:val="single" w:sz="8" w:space="0" w:color="000000"/>
             </w:tcBorders>
-            <w:shd w:val="clear" w:color="auto" w:fill="auto"/>
             <w:tcMar>
               <w:top w:w="15" w:type="dxa"/>
               <w:left w:w="15" w:type="dxa"/>
@@ -1520,7 +1538,6 @@
               <w:bottom w:val="single" w:sz="8" w:space="0" w:color="000000"/>
               <w:right w:val="single" w:sz="8" w:space="0" w:color="000000"/>
             </w:tcBorders>
-            <w:shd w:val="clear" w:color="auto" w:fill="auto"/>
             <w:tcMar>
               <w:top w:w="15" w:type="dxa"/>
               <w:left w:w="15" w:type="dxa"/>
@@ -1560,7 +1577,6 @@
               <w:bottom w:val="single" w:sz="8" w:space="0" w:color="000000"/>
               <w:right w:val="single" w:sz="8" w:space="0" w:color="000000"/>
             </w:tcBorders>
-            <w:shd w:val="clear" w:color="auto" w:fill="auto"/>
             <w:tcMar>
               <w:top w:w="15" w:type="dxa"/>
               <w:left w:w="15" w:type="dxa"/>
@@ -1595,7 +1611,7 @@
     </w:tbl>
     <w:p>
       <w:pPr>
-        <w:pStyle w:val="Heading4"/>
+        <w:pStyle w:val="Ttulo4"/>
         <w:shd w:val="clear" w:color="auto" w:fill="FFFFFF"/>
         <w:spacing w:line="300" w:lineRule="exact"/>
         <w:ind w:right="621"/>
@@ -1610,7 +1626,7 @@
     </w:p>
     <w:p>
       <w:pPr>
-        <w:pStyle w:val="Heading4"/>
+        <w:pStyle w:val="Ttulo4"/>
         <w:numPr>
           <w:ilvl w:val="0"/>
           <w:numId w:val="46"/>
@@ -1649,7 +1665,7 @@
     </w:p>
     <w:p>
       <w:pPr>
-        <w:pStyle w:val="ListParagraph"/>
+        <w:pStyle w:val="Prrafodelista"/>
         <w:spacing w:line="300" w:lineRule="exact"/>
         <w:ind w:left="360" w:right="624"/>
         <w:jc w:val="both"/>
@@ -1663,7 +1679,7 @@
     </w:p>
     <w:p>
       <w:pPr>
-        <w:pStyle w:val="ListParagraph"/>
+        <w:pStyle w:val="Prrafodelista"/>
         <w:numPr>
           <w:ilvl w:val="0"/>
           <w:numId w:val="46"/>
@@ -1685,7 +1701,27 @@
           <w:sz w:val="20"/>
           <w:szCs w:val="20"/>
         </w:rPr>
-        <w:t xml:space="preserve">En el switch multicapa </w:t>
+        <w:t xml:space="preserve">En </w:t>
+      </w:r>
+      <w:proofErr w:type="gramStart"/>
+      <w:r>
+        <w:rPr>
+          <w:rFonts w:ascii="Arial" w:eastAsia="Arial Narrow" w:hAnsi="Arial" w:cs="Arial"/>
+          <w:spacing w:val="-2"/>
+          <w:sz w:val="20"/>
+          <w:szCs w:val="20"/>
+        </w:rPr>
+        <w:t>el switch multicapa</w:t>
+      </w:r>
+      <w:proofErr w:type="gramEnd"/>
+      <w:r>
+        <w:rPr>
+          <w:rFonts w:ascii="Arial" w:eastAsia="Arial Narrow" w:hAnsi="Arial" w:cs="Arial"/>
+          <w:spacing w:val="-2"/>
+          <w:sz w:val="20"/>
+          <w:szCs w:val="20"/>
+        </w:rPr>
+        <w:t xml:space="preserve"> </w:t>
       </w:r>
       <w:r>
         <w:rPr>
@@ -1701,7 +1737,7 @@
     </w:p>
     <w:p>
       <w:pPr>
-        <w:pStyle w:val="ListParagraph"/>
+        <w:pStyle w:val="Prrafodelista"/>
         <w:numPr>
           <w:ilvl w:val="0"/>
           <w:numId w:val="41"/>
@@ -1728,7 +1764,7 @@
     </w:p>
     <w:p>
       <w:pPr>
-        <w:pStyle w:val="ListParagraph"/>
+        <w:pStyle w:val="Prrafodelista"/>
         <w:numPr>
           <w:ilvl w:val="0"/>
           <w:numId w:val="41"/>
@@ -1755,7 +1791,7 @@
     </w:p>
     <w:p>
       <w:pPr>
-        <w:pStyle w:val="ListParagraph"/>
+        <w:pStyle w:val="Prrafodelista"/>
         <w:numPr>
           <w:ilvl w:val="0"/>
           <w:numId w:val="41"/>
@@ -1777,12 +1813,32 @@
           <w:sz w:val="20"/>
           <w:szCs w:val="20"/>
         </w:rPr>
-        <w:t>Crear las VLANs.</w:t>
+        <w:t xml:space="preserve">Crear las </w:t>
+      </w:r>
+      <w:proofErr w:type="spellStart"/>
+      <w:r>
+        <w:rPr>
+          <w:rFonts w:ascii="Arial" w:eastAsia="Arial Narrow" w:hAnsi="Arial" w:cs="Arial"/>
+          <w:spacing w:val="-2"/>
+          <w:sz w:val="20"/>
+          <w:szCs w:val="20"/>
+        </w:rPr>
+        <w:t>VLANs</w:t>
+      </w:r>
+      <w:proofErr w:type="spellEnd"/>
+      <w:r>
+        <w:rPr>
+          <w:rFonts w:ascii="Arial" w:eastAsia="Arial Narrow" w:hAnsi="Arial" w:cs="Arial"/>
+          <w:spacing w:val="-2"/>
+          <w:sz w:val="20"/>
+          <w:szCs w:val="20"/>
+        </w:rPr>
+        <w:t>.</w:t>
       </w:r>
     </w:p>
     <w:p>
       <w:pPr>
-        <w:pStyle w:val="ListParagraph"/>
+        <w:pStyle w:val="Prrafodelista"/>
         <w:numPr>
           <w:ilvl w:val="0"/>
           <w:numId w:val="41"/>
@@ -1804,7 +1860,27 @@
           <w:sz w:val="20"/>
           <w:szCs w:val="20"/>
         </w:rPr>
-        <w:t>Configurar las VLANs (1</w:t>
+        <w:t xml:space="preserve">Configurar las </w:t>
+      </w:r>
+      <w:proofErr w:type="spellStart"/>
+      <w:r>
+        <w:rPr>
+          <w:rFonts w:ascii="Arial" w:eastAsia="Arial Narrow" w:hAnsi="Arial" w:cs="Arial"/>
+          <w:spacing w:val="-2"/>
+          <w:sz w:val="20"/>
+          <w:szCs w:val="20"/>
+        </w:rPr>
+        <w:t>VLANs</w:t>
+      </w:r>
+      <w:proofErr w:type="spellEnd"/>
+      <w:r>
+        <w:rPr>
+          <w:rFonts w:ascii="Arial" w:eastAsia="Arial Narrow" w:hAnsi="Arial" w:cs="Arial"/>
+          <w:spacing w:val="-2"/>
+          <w:sz w:val="20"/>
+          <w:szCs w:val="20"/>
+        </w:rPr>
+        <w:t xml:space="preserve"> (1</w:t>
       </w:r>
       <w:r>
         <w:rPr>
@@ -1858,7 +1934,27 @@
           <w:sz w:val="20"/>
           <w:szCs w:val="20"/>
         </w:rPr>
-        <w:t xml:space="preserve">0). La dirección IP de las VLANs será la </w:t>
+        <w:t xml:space="preserve">0). La dirección IP de las </w:t>
+      </w:r>
+      <w:proofErr w:type="spellStart"/>
+      <w:r>
+        <w:rPr>
+          <w:rFonts w:ascii="Arial" w:eastAsia="Arial Narrow" w:hAnsi="Arial" w:cs="Arial"/>
+          <w:spacing w:val="-2"/>
+          <w:sz w:val="20"/>
+          <w:szCs w:val="20"/>
+        </w:rPr>
+        <w:t>VLANs</w:t>
+      </w:r>
+      <w:proofErr w:type="spellEnd"/>
+      <w:r>
+        <w:rPr>
+          <w:rFonts w:ascii="Arial" w:eastAsia="Arial Narrow" w:hAnsi="Arial" w:cs="Arial"/>
+          <w:spacing w:val="-2"/>
+          <w:sz w:val="20"/>
+          <w:szCs w:val="20"/>
+        </w:rPr>
+        <w:t xml:space="preserve"> será la </w:t>
       </w:r>
       <w:r>
         <w:rPr>
@@ -1881,7 +1977,7 @@
     </w:p>
     <w:p>
       <w:pPr>
-        <w:pStyle w:val="ListParagraph"/>
+        <w:pStyle w:val="Prrafodelista"/>
         <w:numPr>
           <w:ilvl w:val="0"/>
           <w:numId w:val="41"/>
@@ -1921,7 +2017,17 @@
           <w:sz w:val="20"/>
           <w:szCs w:val="20"/>
         </w:rPr>
-        <w:t>(con</w:t>
+        <w:t>(</w:t>
+      </w:r>
+      <w:proofErr w:type="spellStart"/>
+      <w:r>
+        <w:rPr>
+          <w:rFonts w:ascii="Arial" w:eastAsia="Arial Narrow" w:hAnsi="Arial" w:cs="Arial"/>
+          <w:spacing w:val="-2"/>
+          <w:sz w:val="20"/>
+          <w:szCs w:val="20"/>
+        </w:rPr>
+        <w:t>con</w:t>
       </w:r>
       <w:r>
         <w:rPr>
@@ -1950,6 +2056,7 @@
         </w:rPr>
         <w:t>g</w:t>
       </w:r>
+      <w:proofErr w:type="spellEnd"/>
       <w:r>
         <w:rPr>
           <w:rFonts w:ascii="Arial" w:eastAsia="Arial Narrow" w:hAnsi="Arial" w:cs="Arial"/>
@@ -1959,6 +2066,7 @@
         </w:rPr>
         <w:t xml:space="preserve">)# </w:t>
       </w:r>
+      <w:proofErr w:type="spellStart"/>
       <w:r>
         <w:rPr>
           <w:rFonts w:ascii="Arial" w:eastAsia="Arial Narrow" w:hAnsi="Arial" w:cs="Arial"/>
@@ -1968,12 +2076,37 @@
           <w:sz w:val="20"/>
           <w:szCs w:val="20"/>
         </w:rPr>
-        <w:t>ip routing</w:t>
-      </w:r>
+        <w:t>ip</w:t>
+      </w:r>
+      <w:proofErr w:type="spellEnd"/>
+      <w:r>
+        <w:rPr>
+          <w:rFonts w:ascii="Arial" w:eastAsia="Arial Narrow" w:hAnsi="Arial" w:cs="Arial"/>
+          <w:b/>
+          <w:bCs/>
+          <w:spacing w:val="-2"/>
+          <w:sz w:val="20"/>
+          <w:szCs w:val="20"/>
+        </w:rPr>
+        <w:t xml:space="preserve"> </w:t>
+      </w:r>
+      <w:proofErr w:type="spellStart"/>
+      <w:r>
+        <w:rPr>
+          <w:rFonts w:ascii="Arial" w:eastAsia="Arial Narrow" w:hAnsi="Arial" w:cs="Arial"/>
+          <w:b/>
+          <w:bCs/>
+          <w:spacing w:val="-2"/>
+          <w:sz w:val="20"/>
+          <w:szCs w:val="20"/>
+        </w:rPr>
+        <w:t>routing</w:t>
+      </w:r>
+      <w:proofErr w:type="spellEnd"/>
     </w:p>
     <w:p>
       <w:pPr>
-        <w:pStyle w:val="ListParagraph"/>
+        <w:pStyle w:val="Prrafodelista"/>
         <w:numPr>
           <w:ilvl w:val="0"/>
           <w:numId w:val="41"/>
@@ -2000,7 +2133,7 @@
     </w:p>
     <w:p>
       <w:pPr>
-        <w:pStyle w:val="ListParagraph"/>
+        <w:pStyle w:val="Prrafodelista"/>
         <w:spacing w:line="300" w:lineRule="exact"/>
         <w:ind w:left="360" w:right="624"/>
         <w:jc w:val="both"/>
@@ -2014,7 +2147,7 @@
     </w:p>
     <w:p>
       <w:pPr>
-        <w:pStyle w:val="ListParagraph"/>
+        <w:pStyle w:val="Prrafodelista"/>
         <w:numPr>
           <w:ilvl w:val="0"/>
           <w:numId w:val="46"/>
@@ -2052,7 +2185,7 @@
     </w:p>
     <w:p>
       <w:pPr>
-        <w:pStyle w:val="ListParagraph"/>
+        <w:pStyle w:val="Prrafodelista"/>
         <w:numPr>
           <w:ilvl w:val="0"/>
           <w:numId w:val="42"/>
@@ -2074,12 +2207,97 @@
           <w:sz w:val="20"/>
           <w:szCs w:val="20"/>
         </w:rPr>
-        <w:t>Configurar las VLANs</w:t>
-      </w:r>
+        <w:t xml:space="preserve">Configurar las </w:t>
+      </w:r>
+      <w:proofErr w:type="spellStart"/>
+      <w:r>
+        <w:rPr>
+          <w:rFonts w:ascii="Arial" w:eastAsia="Arial Narrow" w:hAnsi="Arial" w:cs="Arial"/>
+          <w:spacing w:val="-2"/>
+          <w:sz w:val="20"/>
+          <w:szCs w:val="20"/>
+        </w:rPr>
+        <w:t>VLANs</w:t>
+      </w:r>
+      <w:proofErr w:type="spellEnd"/>
     </w:p>
     <w:p>
       <w:pPr>
-        <w:pStyle w:val="ListParagraph"/>
+        <w:pStyle w:val="Prrafodelista"/>
+        <w:numPr>
+          <w:ilvl w:val="1"/>
+          <w:numId w:val="42"/>
+        </w:numPr>
+        <w:spacing w:line="300" w:lineRule="exact"/>
+        <w:ind w:right="624"/>
+        <w:jc w:val="both"/>
+        <w:rPr>
+          <w:rFonts w:ascii="Arial" w:eastAsia="Arial Narrow" w:hAnsi="Arial" w:cs="Arial"/>
+          <w:spacing w:val="-2"/>
+          <w:sz w:val="20"/>
+          <w:szCs w:val="20"/>
+        </w:rPr>
+      </w:pPr>
+      <w:r>
+        <w:rPr>
+          <w:rFonts w:ascii="Arial" w:eastAsia="Arial Narrow" w:hAnsi="Arial" w:cs="Arial"/>
+          <w:spacing w:val="-2"/>
+          <w:sz w:val="20"/>
+          <w:szCs w:val="20"/>
+        </w:rPr>
+        <w:t xml:space="preserve">Crear las </w:t>
+      </w:r>
+      <w:proofErr w:type="spellStart"/>
+      <w:r>
+        <w:rPr>
+          <w:rFonts w:ascii="Arial" w:eastAsia="Arial Narrow" w:hAnsi="Arial" w:cs="Arial"/>
+          <w:spacing w:val="-2"/>
+          <w:sz w:val="20"/>
+          <w:szCs w:val="20"/>
+        </w:rPr>
+        <w:t>VLANs</w:t>
+      </w:r>
+      <w:proofErr w:type="spellEnd"/>
+      <w:r>
+        <w:rPr>
+          <w:rFonts w:ascii="Arial" w:eastAsia="Arial Narrow" w:hAnsi="Arial" w:cs="Arial"/>
+          <w:spacing w:val="-2"/>
+          <w:sz w:val="20"/>
+          <w:szCs w:val="20"/>
+        </w:rPr>
+        <w:t>.</w:t>
+      </w:r>
+    </w:p>
+    <w:p>
+      <w:pPr>
+        <w:pStyle w:val="Prrafodelista"/>
+        <w:numPr>
+          <w:ilvl w:val="1"/>
+          <w:numId w:val="42"/>
+        </w:numPr>
+        <w:spacing w:line="300" w:lineRule="exact"/>
+        <w:ind w:right="624"/>
+        <w:jc w:val="both"/>
+        <w:rPr>
+          <w:rFonts w:ascii="Arial" w:eastAsia="Arial Narrow" w:hAnsi="Arial" w:cs="Arial"/>
+          <w:spacing w:val="-2"/>
+          <w:sz w:val="20"/>
+          <w:szCs w:val="20"/>
+        </w:rPr>
+      </w:pPr>
+      <w:r>
+        <w:rPr>
+          <w:rFonts w:ascii="Arial" w:eastAsia="Arial Narrow" w:hAnsi="Arial" w:cs="Arial"/>
+          <w:spacing w:val="-2"/>
+          <w:sz w:val="20"/>
+          <w:szCs w:val="20"/>
+        </w:rPr>
+        <w:t>Configurar los puertos troncales.</w:t>
+      </w:r>
+    </w:p>
+    <w:p>
+      <w:pPr>
+        <w:pStyle w:val="Prrafodelista"/>
         <w:numPr>
           <w:ilvl w:val="0"/>
           <w:numId w:val="42"/>
@@ -2101,66 +2319,12 @@
           <w:sz w:val="20"/>
           <w:szCs w:val="20"/>
         </w:rPr>
-        <w:t>Crear las VLANs.</w:t>
+        <w:t xml:space="preserve">Configurar la IP del switch S1 y su default Gateway. </w:t>
       </w:r>
     </w:p>
     <w:p>
       <w:pPr>
-        <w:pStyle w:val="ListParagraph"/>
-        <w:numPr>
-          <w:ilvl w:val="0"/>
-          <w:numId w:val="42"/>
-        </w:numPr>
-        <w:spacing w:line="300" w:lineRule="exact"/>
-        <w:ind w:right="624"/>
-        <w:jc w:val="both"/>
-        <w:rPr>
-          <w:rFonts w:ascii="Arial" w:eastAsia="Arial Narrow" w:hAnsi="Arial" w:cs="Arial"/>
-          <w:spacing w:val="-2"/>
-          <w:sz w:val="20"/>
-          <w:szCs w:val="20"/>
-        </w:rPr>
-      </w:pPr>
-      <w:r>
-        <w:rPr>
-          <w:rFonts w:ascii="Arial" w:eastAsia="Arial Narrow" w:hAnsi="Arial" w:cs="Arial"/>
-          <w:spacing w:val="-2"/>
-          <w:sz w:val="20"/>
-          <w:szCs w:val="20"/>
-        </w:rPr>
-        <w:t>Configurar los puertos troncales.</w:t>
-      </w:r>
-    </w:p>
-    <w:p>
-      <w:pPr>
-        <w:pStyle w:val="ListParagraph"/>
-        <w:numPr>
-          <w:ilvl w:val="0"/>
-          <w:numId w:val="42"/>
-        </w:numPr>
-        <w:spacing w:line="300" w:lineRule="exact"/>
-        <w:ind w:right="624"/>
-        <w:jc w:val="both"/>
-        <w:rPr>
-          <w:rFonts w:ascii="Arial" w:eastAsia="Arial Narrow" w:hAnsi="Arial" w:cs="Arial"/>
-          <w:spacing w:val="-2"/>
-          <w:sz w:val="20"/>
-          <w:szCs w:val="20"/>
-        </w:rPr>
-      </w:pPr>
-      <w:r>
-        <w:rPr>
-          <w:rFonts w:ascii="Arial" w:eastAsia="Arial Narrow" w:hAnsi="Arial" w:cs="Arial"/>
-          <w:spacing w:val="-2"/>
-          <w:sz w:val="20"/>
-          <w:szCs w:val="20"/>
-        </w:rPr>
-        <w:t xml:space="preserve">Configurar la IP del switch S1 y su default Gateway. </w:t>
-      </w:r>
-    </w:p>
-    <w:p>
-      <w:pPr>
-        <w:pStyle w:val="ListParagraph"/>
+        <w:pStyle w:val="Prrafodelista"/>
         <w:spacing w:line="300" w:lineRule="exact"/>
         <w:ind w:left="360" w:right="624"/>
         <w:jc w:val="both"/>
@@ -2174,7 +2338,7 @@
     </w:p>
     <w:p>
       <w:pPr>
-        <w:pStyle w:val="ListParagraph"/>
+        <w:pStyle w:val="Prrafodelista"/>
         <w:spacing w:line="300" w:lineRule="exact"/>
         <w:ind w:left="360" w:right="624"/>
         <w:jc w:val="both"/>
@@ -2188,7 +2352,7 @@
     </w:p>
     <w:p>
       <w:pPr>
-        <w:pStyle w:val="ListParagraph"/>
+        <w:pStyle w:val="Prrafodelista"/>
         <w:spacing w:line="300" w:lineRule="exact"/>
         <w:ind w:left="360" w:right="624"/>
         <w:jc w:val="both"/>
@@ -2202,7 +2366,7 @@
     </w:p>
     <w:p>
       <w:pPr>
-        <w:pStyle w:val="ListParagraph"/>
+        <w:pStyle w:val="Prrafodelista"/>
         <w:spacing w:line="300" w:lineRule="exact"/>
         <w:ind w:left="360" w:right="624"/>
         <w:jc w:val="both"/>
@@ -2216,7 +2380,7 @@
     </w:p>
     <w:p>
       <w:pPr>
-        <w:pStyle w:val="ListParagraph"/>
+        <w:pStyle w:val="Prrafodelista"/>
         <w:spacing w:line="300" w:lineRule="exact"/>
         <w:ind w:left="360" w:right="624"/>
         <w:jc w:val="both"/>
@@ -2230,7 +2394,7 @@
     </w:p>
     <w:p>
       <w:pPr>
-        <w:pStyle w:val="ListParagraph"/>
+        <w:pStyle w:val="Prrafodelista"/>
         <w:numPr>
           <w:ilvl w:val="0"/>
           <w:numId w:val="46"/>
@@ -2310,7 +2474,7 @@
     </w:p>
     <w:p>
       <w:pPr>
-        <w:pStyle w:val="ListParagraph"/>
+        <w:pStyle w:val="Prrafodelista"/>
         <w:numPr>
           <w:ilvl w:val="0"/>
           <w:numId w:val="43"/>
@@ -2332,12 +2496,144 @@
           <w:sz w:val="20"/>
           <w:szCs w:val="20"/>
         </w:rPr>
-        <w:t>Configurar las VLANs</w:t>
-      </w:r>
+        <w:t xml:space="preserve">Configurar las </w:t>
+      </w:r>
+      <w:proofErr w:type="spellStart"/>
+      <w:r>
+        <w:rPr>
+          <w:rFonts w:ascii="Arial" w:eastAsia="Arial Narrow" w:hAnsi="Arial" w:cs="Arial"/>
+          <w:spacing w:val="-2"/>
+          <w:sz w:val="20"/>
+          <w:szCs w:val="20"/>
+        </w:rPr>
+        <w:t>VLANs</w:t>
+      </w:r>
+      <w:proofErr w:type="spellEnd"/>
     </w:p>
     <w:p>
       <w:pPr>
-        <w:pStyle w:val="ListParagraph"/>
+        <w:pStyle w:val="Prrafodelista"/>
+        <w:numPr>
+          <w:ilvl w:val="1"/>
+          <w:numId w:val="43"/>
+        </w:numPr>
+        <w:spacing w:line="300" w:lineRule="exact"/>
+        <w:ind w:right="624"/>
+        <w:jc w:val="both"/>
+        <w:rPr>
+          <w:rFonts w:ascii="Arial" w:eastAsia="Arial Narrow" w:hAnsi="Arial" w:cs="Arial"/>
+          <w:spacing w:val="-2"/>
+          <w:sz w:val="20"/>
+          <w:szCs w:val="20"/>
+        </w:rPr>
+      </w:pPr>
+      <w:r>
+        <w:rPr>
+          <w:rFonts w:ascii="Arial" w:eastAsia="Arial Narrow" w:hAnsi="Arial" w:cs="Arial"/>
+          <w:spacing w:val="-2"/>
+          <w:sz w:val="20"/>
+          <w:szCs w:val="20"/>
+        </w:rPr>
+        <w:t xml:space="preserve">Crear las </w:t>
+      </w:r>
+      <w:proofErr w:type="spellStart"/>
+      <w:r>
+        <w:rPr>
+          <w:rFonts w:ascii="Arial" w:eastAsia="Arial Narrow" w:hAnsi="Arial" w:cs="Arial"/>
+          <w:spacing w:val="-2"/>
+          <w:sz w:val="20"/>
+          <w:szCs w:val="20"/>
+        </w:rPr>
+        <w:t>VLANs</w:t>
+      </w:r>
+      <w:proofErr w:type="spellEnd"/>
+      <w:r>
+        <w:rPr>
+          <w:rFonts w:ascii="Arial" w:eastAsia="Arial Narrow" w:hAnsi="Arial" w:cs="Arial"/>
+          <w:spacing w:val="-2"/>
+          <w:sz w:val="20"/>
+          <w:szCs w:val="20"/>
+        </w:rPr>
+        <w:t>.</w:t>
+      </w:r>
+    </w:p>
+    <w:p>
+      <w:pPr>
+        <w:pStyle w:val="Prrafodelista"/>
+        <w:numPr>
+          <w:ilvl w:val="1"/>
+          <w:numId w:val="43"/>
+        </w:numPr>
+        <w:spacing w:line="300" w:lineRule="exact"/>
+        <w:ind w:right="624"/>
+        <w:jc w:val="both"/>
+        <w:rPr>
+          <w:rFonts w:ascii="Arial" w:eastAsia="Arial Narrow" w:hAnsi="Arial" w:cs="Arial"/>
+          <w:spacing w:val="-2"/>
+          <w:sz w:val="20"/>
+          <w:szCs w:val="20"/>
+        </w:rPr>
+      </w:pPr>
+      <w:r>
+        <w:rPr>
+          <w:rFonts w:ascii="Arial" w:eastAsia="Arial Narrow" w:hAnsi="Arial" w:cs="Arial"/>
+          <w:spacing w:val="-2"/>
+          <w:sz w:val="20"/>
+          <w:szCs w:val="20"/>
+        </w:rPr>
+        <w:t xml:space="preserve">Asignar los puertos a las </w:t>
+      </w:r>
+      <w:proofErr w:type="spellStart"/>
+      <w:r>
+        <w:rPr>
+          <w:rFonts w:ascii="Arial" w:eastAsia="Arial Narrow" w:hAnsi="Arial" w:cs="Arial"/>
+          <w:spacing w:val="-2"/>
+          <w:sz w:val="20"/>
+          <w:szCs w:val="20"/>
+        </w:rPr>
+        <w:t>VLANs</w:t>
+      </w:r>
+      <w:proofErr w:type="spellEnd"/>
+      <w:r>
+        <w:rPr>
+          <w:rFonts w:ascii="Arial" w:eastAsia="Arial Narrow" w:hAnsi="Arial" w:cs="Arial"/>
+          <w:spacing w:val="-2"/>
+          <w:sz w:val="20"/>
+          <w:szCs w:val="20"/>
+        </w:rPr>
+        <w:t xml:space="preserve"> y definir los puertos de acceso.</w:t>
+      </w:r>
+    </w:p>
+    <w:p>
+      <w:pPr>
+        <w:pStyle w:val="Prrafodelista"/>
+        <w:numPr>
+          <w:ilvl w:val="1"/>
+          <w:numId w:val="43"/>
+        </w:numPr>
+        <w:spacing w:line="300" w:lineRule="exact"/>
+        <w:ind w:right="624"/>
+        <w:jc w:val="both"/>
+        <w:rPr>
+          <w:rFonts w:ascii="Arial" w:eastAsia="Arial Narrow" w:hAnsi="Arial" w:cs="Arial"/>
+          <w:spacing w:val="-2"/>
+          <w:sz w:val="20"/>
+          <w:szCs w:val="20"/>
+        </w:rPr>
+      </w:pPr>
+      <w:r>
+        <w:rPr>
+          <w:rFonts w:ascii="Arial" w:eastAsia="Arial Narrow" w:hAnsi="Arial" w:cs="Arial"/>
+          <w:spacing w:val="-2"/>
+          <w:sz w:val="20"/>
+          <w:szCs w:val="20"/>
+        </w:rPr>
+        <w:t>Configurar los puertos troncales.</w:t>
+      </w:r>
+    </w:p>
+    <w:p>
+      <w:pPr>
+        <w:pStyle w:val="Prrafodelista"/>
         <w:numPr>
           <w:ilvl w:val="0"/>
           <w:numId w:val="43"/>
@@ -2359,155 +2655,94 @@
           <w:sz w:val="20"/>
           <w:szCs w:val="20"/>
         </w:rPr>
-        <w:t>Crear las VLANs.</w:t>
+        <w:t xml:space="preserve">Configurar las </w:t>
+      </w:r>
+      <w:proofErr w:type="spellStart"/>
+      <w:r>
+        <w:rPr>
+          <w:rFonts w:ascii="Arial" w:eastAsia="Arial Narrow" w:hAnsi="Arial" w:cs="Arial"/>
+          <w:spacing w:val="-2"/>
+          <w:sz w:val="20"/>
+          <w:szCs w:val="20"/>
+        </w:rPr>
+        <w:t>IPs</w:t>
+      </w:r>
+      <w:proofErr w:type="spellEnd"/>
+      <w:r>
+        <w:rPr>
+          <w:rFonts w:ascii="Arial" w:eastAsia="Arial Narrow" w:hAnsi="Arial" w:cs="Arial"/>
+          <w:spacing w:val="-2"/>
+          <w:sz w:val="20"/>
+          <w:szCs w:val="20"/>
+        </w:rPr>
+        <w:t xml:space="preserve"> de los switches </w:t>
+      </w:r>
+      <w:r>
+        <w:rPr>
+          <w:rFonts w:ascii="Arial" w:eastAsia="Arial Narrow" w:hAnsi="Arial" w:cs="Arial"/>
+          <w:b/>
+          <w:bCs/>
+          <w:spacing w:val="-2"/>
+          <w:sz w:val="20"/>
+          <w:szCs w:val="20"/>
+        </w:rPr>
+        <w:t>S</w:t>
+      </w:r>
+      <w:r>
+        <w:rPr>
+          <w:rFonts w:ascii="Arial" w:eastAsia="Arial Narrow" w:hAnsi="Arial" w:cs="Arial"/>
+          <w:b/>
+          <w:bCs/>
+          <w:spacing w:val="-2"/>
+          <w:sz w:val="20"/>
+          <w:szCs w:val="20"/>
+        </w:rPr>
+        <w:t>2</w:t>
+      </w:r>
+      <w:r>
+        <w:rPr>
+          <w:rFonts w:ascii="Arial" w:eastAsia="Arial Narrow" w:hAnsi="Arial" w:cs="Arial"/>
+          <w:spacing w:val="-2"/>
+          <w:sz w:val="20"/>
+          <w:szCs w:val="20"/>
+        </w:rPr>
+        <w:t xml:space="preserve"> y </w:t>
+      </w:r>
+      <w:r>
+        <w:rPr>
+          <w:rFonts w:ascii="Arial" w:eastAsia="Arial Narrow" w:hAnsi="Arial" w:cs="Arial"/>
+          <w:b/>
+          <w:bCs/>
+          <w:spacing w:val="-2"/>
+          <w:sz w:val="20"/>
+          <w:szCs w:val="20"/>
+        </w:rPr>
+        <w:t>S</w:t>
+      </w:r>
+      <w:r>
+        <w:rPr>
+          <w:rFonts w:ascii="Arial" w:eastAsia="Arial Narrow" w:hAnsi="Arial" w:cs="Arial"/>
+          <w:b/>
+          <w:bCs/>
+          <w:spacing w:val="-2"/>
+          <w:sz w:val="20"/>
+          <w:szCs w:val="20"/>
+        </w:rPr>
+        <w:t>3</w:t>
+      </w:r>
+      <w:r>
+        <w:rPr>
+          <w:rFonts w:ascii="Arial" w:eastAsia="Arial Narrow" w:hAnsi="Arial" w:cs="Arial"/>
+          <w:spacing w:val="-2"/>
+          <w:sz w:val="20"/>
+          <w:szCs w:val="20"/>
+        </w:rPr>
+        <w:t xml:space="preserve"> y su default Gateway. </w:t>
       </w:r>
     </w:p>
     <w:p>
       <w:pPr>
-        <w:pStyle w:val="ListParagraph"/>
-        <w:numPr>
-          <w:ilvl w:val="0"/>
-          <w:numId w:val="43"/>
-        </w:numPr>
-        <w:spacing w:line="300" w:lineRule="exact"/>
-        <w:ind w:right="624"/>
-        <w:jc w:val="both"/>
-        <w:rPr>
-          <w:rFonts w:ascii="Arial" w:eastAsia="Arial Narrow" w:hAnsi="Arial" w:cs="Arial"/>
-          <w:spacing w:val="-2"/>
-          <w:sz w:val="20"/>
-          <w:szCs w:val="20"/>
-        </w:rPr>
-      </w:pPr>
-      <w:r>
-        <w:rPr>
-          <w:rFonts w:ascii="Arial" w:eastAsia="Arial Narrow" w:hAnsi="Arial" w:cs="Arial"/>
-          <w:spacing w:val="-2"/>
-          <w:sz w:val="20"/>
-          <w:szCs w:val="20"/>
-        </w:rPr>
-        <w:t>Asignar los puertos a las VLANs y definir los puertos de acceso.</w:t>
-      </w:r>
-    </w:p>
-    <w:p>
-      <w:pPr>
-        <w:pStyle w:val="ListParagraph"/>
-        <w:numPr>
-          <w:ilvl w:val="0"/>
-          <w:numId w:val="43"/>
-        </w:numPr>
-        <w:spacing w:line="300" w:lineRule="exact"/>
-        <w:ind w:right="624"/>
-        <w:jc w:val="both"/>
-        <w:rPr>
-          <w:rFonts w:ascii="Arial" w:eastAsia="Arial Narrow" w:hAnsi="Arial" w:cs="Arial"/>
-          <w:spacing w:val="-2"/>
-          <w:sz w:val="20"/>
-          <w:szCs w:val="20"/>
-        </w:rPr>
-      </w:pPr>
-      <w:r>
-        <w:rPr>
-          <w:rFonts w:ascii="Arial" w:eastAsia="Arial Narrow" w:hAnsi="Arial" w:cs="Arial"/>
-          <w:spacing w:val="-2"/>
-          <w:sz w:val="20"/>
-          <w:szCs w:val="20"/>
-        </w:rPr>
-        <w:t>Configurar los puertos troncales.</w:t>
-      </w:r>
-    </w:p>
-    <w:p>
-      <w:pPr>
-        <w:pStyle w:val="ListParagraph"/>
-        <w:numPr>
-          <w:ilvl w:val="0"/>
-          <w:numId w:val="43"/>
-        </w:numPr>
-        <w:spacing w:line="300" w:lineRule="exact"/>
-        <w:ind w:right="624"/>
-        <w:jc w:val="both"/>
-        <w:rPr>
-          <w:rFonts w:ascii="Arial" w:eastAsia="Arial Narrow" w:hAnsi="Arial" w:cs="Arial"/>
-          <w:spacing w:val="-2"/>
-          <w:sz w:val="20"/>
-          <w:szCs w:val="20"/>
-        </w:rPr>
-      </w:pPr>
-      <w:r>
-        <w:rPr>
-          <w:rFonts w:ascii="Arial" w:eastAsia="Arial Narrow" w:hAnsi="Arial" w:cs="Arial"/>
-          <w:spacing w:val="-2"/>
-          <w:sz w:val="20"/>
-          <w:szCs w:val="20"/>
-        </w:rPr>
-        <w:t xml:space="preserve">Configurar las IPs de los switches </w:t>
-      </w:r>
-      <w:r>
-        <w:rPr>
-          <w:rFonts w:ascii="Arial" w:eastAsia="Arial Narrow" w:hAnsi="Arial" w:cs="Arial"/>
-          <w:b/>
-          <w:bCs/>
-          <w:spacing w:val="-2"/>
-          <w:sz w:val="20"/>
-          <w:szCs w:val="20"/>
-        </w:rPr>
-        <w:t>S</w:t>
-      </w:r>
-      <w:r>
-        <w:rPr>
-          <w:rFonts w:ascii="Arial" w:eastAsia="Arial Narrow" w:hAnsi="Arial" w:cs="Arial"/>
-          <w:b/>
-          <w:bCs/>
-          <w:spacing w:val="-2"/>
-          <w:sz w:val="20"/>
-          <w:szCs w:val="20"/>
-        </w:rPr>
-        <w:t>2</w:t>
-      </w:r>
-      <w:r>
-        <w:rPr>
-          <w:rFonts w:ascii="Arial" w:eastAsia="Arial Narrow" w:hAnsi="Arial" w:cs="Arial"/>
-          <w:spacing w:val="-2"/>
-          <w:sz w:val="20"/>
-          <w:szCs w:val="20"/>
-        </w:rPr>
-        <w:t xml:space="preserve"> y </w:t>
-      </w:r>
-      <w:r>
-        <w:rPr>
-          <w:rFonts w:ascii="Arial" w:eastAsia="Arial Narrow" w:hAnsi="Arial" w:cs="Arial"/>
-          <w:b/>
-          <w:bCs/>
-          <w:spacing w:val="-2"/>
-          <w:sz w:val="20"/>
-          <w:szCs w:val="20"/>
-        </w:rPr>
-        <w:t>S</w:t>
-      </w:r>
-      <w:r>
-        <w:rPr>
-          <w:rFonts w:ascii="Arial" w:eastAsia="Arial Narrow" w:hAnsi="Arial" w:cs="Arial"/>
-          <w:b/>
-          <w:bCs/>
-          <w:spacing w:val="-2"/>
-          <w:sz w:val="20"/>
-          <w:szCs w:val="20"/>
-        </w:rPr>
-        <w:t>3</w:t>
-      </w:r>
-      <w:r>
-        <w:rPr>
-          <w:rFonts w:ascii="Arial" w:eastAsia="Arial Narrow" w:hAnsi="Arial" w:cs="Arial"/>
-          <w:spacing w:val="-2"/>
-          <w:sz w:val="20"/>
-          <w:szCs w:val="20"/>
-        </w:rPr>
-        <w:t xml:space="preserve"> y su default Gateway. </w:t>
-      </w:r>
-    </w:p>
-    <w:p>
-      <w:pPr>
-        <w:pStyle w:val="ListParagraph"/>
+        <w:pStyle w:val="Prrafodelista"/>
         <w:spacing w:line="300" w:lineRule="exact"/>
         <w:ind w:left="360" w:right="624"/>
         <w:jc w:val="both"/>
@@ -2521,7 +2756,7 @@
     </w:p>
     <w:p>
       <w:pPr>
-        <w:pStyle w:val="Heading4"/>
+        <w:pStyle w:val="Ttulo4"/>
         <w:numPr>
           <w:ilvl w:val="0"/>
           <w:numId w:val="46"/>
@@ -2670,7 +2905,7 @@
     </w:p>
     <w:p>
       <w:pPr>
-        <w:pStyle w:val="Heading4"/>
+        <w:pStyle w:val="Ttulo4"/>
         <w:shd w:val="clear" w:color="auto" w:fill="FFFFFF"/>
         <w:spacing w:line="300" w:lineRule="exact"/>
         <w:ind w:right="621"/>
@@ -2685,7 +2920,7 @@
     </w:p>
     <w:p>
       <w:pPr>
-        <w:pStyle w:val="Heading4"/>
+        <w:pStyle w:val="Ttulo4"/>
         <w:numPr>
           <w:ilvl w:val="0"/>
           <w:numId w:val="46"/>
@@ -2708,7 +2943,27 @@
           <w:sz w:val="20"/>
           <w:szCs w:val="20"/>
         </w:rPr>
-        <w:t xml:space="preserve">En el router </w:t>
+        <w:t xml:space="preserve">En el </w:t>
+      </w:r>
+      <w:proofErr w:type="spellStart"/>
+      <w:r>
+        <w:rPr>
+          <w:rFonts w:cs="Arial"/>
+          <w:color w:val="000000"/>
+          <w:sz w:val="20"/>
+          <w:szCs w:val="20"/>
+        </w:rPr>
+        <w:t>router</w:t>
+      </w:r>
+      <w:proofErr w:type="spellEnd"/>
+      <w:r>
+        <w:rPr>
+          <w:rFonts w:cs="Arial"/>
+          <w:color w:val="000000"/>
+          <w:sz w:val="20"/>
+          <w:szCs w:val="20"/>
+        </w:rPr>
+        <w:t xml:space="preserve"> </w:t>
       </w:r>
       <w:r>
         <w:rPr>
@@ -2733,7 +2988,7 @@
     </w:p>
     <w:p>
       <w:pPr>
-        <w:pStyle w:val="ListParagraph"/>
+        <w:pStyle w:val="Prrafodelista"/>
         <w:numPr>
           <w:ilvl w:val="0"/>
           <w:numId w:val="43"/>
@@ -2760,7 +3015,7 @@
     </w:p>
     <w:p>
       <w:pPr>
-        <w:pStyle w:val="ListParagraph"/>
+        <w:pStyle w:val="Prrafodelista"/>
         <w:numPr>
           <w:ilvl w:val="0"/>
           <w:numId w:val="43"/>
@@ -2787,7 +3042,7 @@
     </w:p>
     <w:p>
       <w:pPr>
-        <w:pStyle w:val="ListParagraph"/>
+        <w:pStyle w:val="Prrafodelista"/>
         <w:numPr>
           <w:ilvl w:val="0"/>
           <w:numId w:val="43"/>
@@ -2814,7 +3069,7 @@
     </w:p>
     <w:p>
       <w:pPr>
-        <w:pStyle w:val="ListParagraph"/>
+        <w:pStyle w:val="Prrafodelista"/>
         <w:numPr>
           <w:ilvl w:val="0"/>
           <w:numId w:val="43"/>
@@ -2836,7 +3091,27 @@
           <w:sz w:val="20"/>
           <w:szCs w:val="20"/>
         </w:rPr>
-        <w:t>Configurar el servicio de DHCP para que los equipos terminales de la red ROSA tomen direccionamiento dinámico. Configurar el dns-server.</w:t>
+        <w:t xml:space="preserve">Configurar el servicio de DHCP para que los equipos terminales de la red ROSA tomen direccionamiento dinámico. Configurar el </w:t>
+      </w:r>
+      <w:proofErr w:type="spellStart"/>
+      <w:r>
+        <w:rPr>
+          <w:rFonts w:ascii="Arial" w:eastAsia="Arial Narrow" w:hAnsi="Arial" w:cs="Arial"/>
+          <w:spacing w:val="-2"/>
+          <w:sz w:val="20"/>
+          <w:szCs w:val="20"/>
+        </w:rPr>
+        <w:t>dns</w:t>
+      </w:r>
+      <w:proofErr w:type="spellEnd"/>
+      <w:r>
+        <w:rPr>
+          <w:rFonts w:ascii="Arial" w:eastAsia="Arial Narrow" w:hAnsi="Arial" w:cs="Arial"/>
+          <w:spacing w:val="-2"/>
+          <w:sz w:val="20"/>
+          <w:szCs w:val="20"/>
+        </w:rPr>
+        <w:t>-server.</w:t>
       </w:r>
       <w:r>
         <w:rPr>
@@ -2847,14 +3122,25 @@
         </w:rPr>
         <w:t xml:space="preserve"> Excluir el default </w:t>
       </w:r>
-      <w:r>
-        <w:rPr>
-          <w:rFonts w:ascii="Arial" w:eastAsia="Arial Narrow" w:hAnsi="Arial" w:cs="Arial"/>
-          <w:spacing w:val="-2"/>
-          <w:sz w:val="20"/>
-          <w:szCs w:val="20"/>
-        </w:rPr>
-        <w:t xml:space="preserve">gateway y la </w:t>
+      <w:proofErr w:type="spellStart"/>
+      <w:r>
+        <w:rPr>
+          <w:rFonts w:ascii="Arial" w:eastAsia="Arial Narrow" w:hAnsi="Arial" w:cs="Arial"/>
+          <w:spacing w:val="-2"/>
+          <w:sz w:val="20"/>
+          <w:szCs w:val="20"/>
+        </w:rPr>
+        <w:t>gateway</w:t>
+      </w:r>
+      <w:proofErr w:type="spellEnd"/>
+      <w:r>
+        <w:rPr>
+          <w:rFonts w:ascii="Arial" w:eastAsia="Arial Narrow" w:hAnsi="Arial" w:cs="Arial"/>
+          <w:spacing w:val="-2"/>
+          <w:sz w:val="20"/>
+          <w:szCs w:val="20"/>
+        </w:rPr>
+        <w:t xml:space="preserve"> y la </w:t>
       </w:r>
       <w:r>
         <w:rPr>
@@ -2879,7 +3165,7 @@
     </w:p>
     <w:p>
       <w:pPr>
-        <w:pStyle w:val="ListParagraph"/>
+        <w:pStyle w:val="Prrafodelista"/>
         <w:numPr>
           <w:ilvl w:val="0"/>
           <w:numId w:val="43"/>
@@ -3918,7 +4204,7 @@
     </w:tbl>
     <w:p>
       <w:pPr>
-        <w:pStyle w:val="ListParagraph"/>
+        <w:pStyle w:val="Prrafodelista"/>
         <w:spacing w:line="300" w:lineRule="exact"/>
         <w:ind w:left="720" w:right="624"/>
         <w:jc w:val="both"/>
@@ -3932,7 +4218,7 @@
     </w:p>
     <w:p>
       <w:pPr>
-        <w:pStyle w:val="ListParagraph"/>
+        <w:pStyle w:val="Prrafodelista"/>
         <w:numPr>
           <w:ilvl w:val="0"/>
           <w:numId w:val="43"/>
@@ -3990,12 +4276,43 @@
           <w:sz w:val="20"/>
           <w:szCs w:val="20"/>
         </w:rPr>
-        <w:t xml:space="preserve"> las VLANs de Staff, Student y Faculty</w:t>
-      </w:r>
+        <w:t xml:space="preserve"> las </w:t>
+      </w:r>
+      <w:proofErr w:type="spellStart"/>
+      <w:r>
+        <w:rPr>
+          <w:rFonts w:ascii="Arial" w:eastAsia="Arial Narrow" w:hAnsi="Arial" w:cs="Arial"/>
+          <w:spacing w:val="-2"/>
+          <w:sz w:val="20"/>
+          <w:szCs w:val="20"/>
+        </w:rPr>
+        <w:t>VLANs</w:t>
+      </w:r>
+      <w:proofErr w:type="spellEnd"/>
+      <w:r>
+        <w:rPr>
+          <w:rFonts w:ascii="Arial" w:eastAsia="Arial Narrow" w:hAnsi="Arial" w:cs="Arial"/>
+          <w:spacing w:val="-2"/>
+          <w:sz w:val="20"/>
+          <w:szCs w:val="20"/>
+        </w:rPr>
+        <w:t xml:space="preserve"> de Staff, Student y </w:t>
+      </w:r>
+      <w:proofErr w:type="spellStart"/>
+      <w:r>
+        <w:rPr>
+          <w:rFonts w:ascii="Arial" w:eastAsia="Arial Narrow" w:hAnsi="Arial" w:cs="Arial"/>
+          <w:spacing w:val="-2"/>
+          <w:sz w:val="20"/>
+          <w:szCs w:val="20"/>
+        </w:rPr>
+        <w:t>Faculty</w:t>
+      </w:r>
+      <w:proofErr w:type="spellEnd"/>
     </w:p>
     <w:p>
       <w:pPr>
-        <w:pStyle w:val="ListParagraph"/>
+        <w:pStyle w:val="Prrafodelista"/>
         <w:numPr>
           <w:ilvl w:val="0"/>
           <w:numId w:val="43"/>
@@ -4017,12 +4334,72 @@
           <w:sz w:val="20"/>
           <w:szCs w:val="20"/>
         </w:rPr>
-        <w:t>Excluir el default gateway de las VLANs de Staff, Student y Faculty.</w:t>
+        <w:t xml:space="preserve">Excluir el default </w:t>
+      </w:r>
+      <w:proofErr w:type="spellStart"/>
+      <w:r>
+        <w:rPr>
+          <w:rFonts w:ascii="Arial" w:eastAsia="Arial Narrow" w:hAnsi="Arial" w:cs="Arial"/>
+          <w:spacing w:val="-2"/>
+          <w:sz w:val="20"/>
+          <w:szCs w:val="20"/>
+        </w:rPr>
+        <w:t>gateway</w:t>
+      </w:r>
+      <w:proofErr w:type="spellEnd"/>
+      <w:r>
+        <w:rPr>
+          <w:rFonts w:ascii="Arial" w:eastAsia="Arial Narrow" w:hAnsi="Arial" w:cs="Arial"/>
+          <w:spacing w:val="-2"/>
+          <w:sz w:val="20"/>
+          <w:szCs w:val="20"/>
+        </w:rPr>
+        <w:t xml:space="preserve"> de las </w:t>
+      </w:r>
+      <w:proofErr w:type="spellStart"/>
+      <w:r>
+        <w:rPr>
+          <w:rFonts w:ascii="Arial" w:eastAsia="Arial Narrow" w:hAnsi="Arial" w:cs="Arial"/>
+          <w:spacing w:val="-2"/>
+          <w:sz w:val="20"/>
+          <w:szCs w:val="20"/>
+        </w:rPr>
+        <w:t>VLANs</w:t>
+      </w:r>
+      <w:proofErr w:type="spellEnd"/>
+      <w:r>
+        <w:rPr>
+          <w:rFonts w:ascii="Arial" w:eastAsia="Arial Narrow" w:hAnsi="Arial" w:cs="Arial"/>
+          <w:spacing w:val="-2"/>
+          <w:sz w:val="20"/>
+          <w:szCs w:val="20"/>
+        </w:rPr>
+        <w:t xml:space="preserve"> de Staff, Student y </w:t>
+      </w:r>
+      <w:proofErr w:type="spellStart"/>
+      <w:r>
+        <w:rPr>
+          <w:rFonts w:ascii="Arial" w:eastAsia="Arial Narrow" w:hAnsi="Arial" w:cs="Arial"/>
+          <w:spacing w:val="-2"/>
+          <w:sz w:val="20"/>
+          <w:szCs w:val="20"/>
+        </w:rPr>
+        <w:t>Faculty</w:t>
+      </w:r>
+      <w:proofErr w:type="spellEnd"/>
+      <w:r>
+        <w:rPr>
+          <w:rFonts w:ascii="Arial" w:eastAsia="Arial Narrow" w:hAnsi="Arial" w:cs="Arial"/>
+          <w:spacing w:val="-2"/>
+          <w:sz w:val="20"/>
+          <w:szCs w:val="20"/>
+        </w:rPr>
+        <w:t>.</w:t>
       </w:r>
     </w:p>
     <w:p>
       <w:pPr>
-        <w:pStyle w:val="ListParagraph"/>
+        <w:pStyle w:val="Prrafodelista"/>
         <w:spacing w:line="300" w:lineRule="exact"/>
         <w:ind w:left="380" w:right="621"/>
         <w:jc w:val="both"/>
@@ -4036,7 +4413,7 @@
     </w:p>
     <w:p>
       <w:pPr>
-        <w:pStyle w:val="Heading4"/>
+        <w:pStyle w:val="Ttulo4"/>
         <w:numPr>
           <w:ilvl w:val="0"/>
           <w:numId w:val="46"/>
@@ -4131,7 +4508,7 @@
     </w:p>
     <w:p>
       <w:pPr>
-        <w:pStyle w:val="Heading4"/>
+        <w:pStyle w:val="Ttulo4"/>
         <w:shd w:val="clear" w:color="auto" w:fill="FFFFFF"/>
         <w:spacing w:line="300" w:lineRule="exact"/>
         <w:ind w:left="360" w:right="621"/>
@@ -4146,7 +4523,7 @@
     </w:p>
     <w:p>
       <w:pPr>
-        <w:pStyle w:val="Heading4"/>
+        <w:pStyle w:val="Ttulo4"/>
         <w:numPr>
           <w:ilvl w:val="0"/>
           <w:numId w:val="46"/>
@@ -4187,8 +4564,9 @@
           <w:sz w:val="20"/>
           <w:szCs w:val="20"/>
         </w:rPr>
-        <w:t>todas las VLANs</w:t>
-      </w:r>
+        <w:t xml:space="preserve">todas las </w:t>
+      </w:r>
+      <w:proofErr w:type="spellStart"/>
       <w:r>
         <w:rPr>
           <w:rFonts w:cs="Arial"/>
@@ -4196,12 +4574,22 @@
           <w:sz w:val="20"/>
           <w:szCs w:val="20"/>
         </w:rPr>
+        <w:t>VLANs</w:t>
+      </w:r>
+      <w:proofErr w:type="spellEnd"/>
+      <w:r>
+        <w:rPr>
+          <w:rFonts w:cs="Arial"/>
+          <w:color w:val="000000"/>
+          <w:sz w:val="20"/>
+          <w:szCs w:val="20"/>
+        </w:rPr>
         <w:t>.</w:t>
       </w:r>
     </w:p>
     <w:p>
       <w:pPr>
-        <w:pStyle w:val="ListParagraph"/>
+        <w:pStyle w:val="Prrafodelista"/>
         <w:spacing w:line="300" w:lineRule="exact"/>
         <w:ind w:left="360" w:right="624"/>
         <w:jc w:val="both"/>
@@ -4215,7 +4603,7 @@
     </w:p>
     <w:p>
       <w:pPr>
-        <w:pStyle w:val="ListParagraph"/>
+        <w:pStyle w:val="Prrafodelista"/>
         <w:spacing w:line="300" w:lineRule="exact"/>
         <w:ind w:left="360" w:right="624"/>
         <w:jc w:val="both"/>
@@ -4229,7 +4617,7 @@
     </w:p>
     <w:p>
       <w:pPr>
-        <w:pStyle w:val="ListParagraph"/>
+        <w:pStyle w:val="Prrafodelista"/>
         <w:spacing w:line="300" w:lineRule="exact"/>
         <w:ind w:left="360" w:right="624"/>
         <w:jc w:val="both"/>
@@ -4243,7 +4631,7 @@
     </w:p>
     <w:p>
       <w:pPr>
-        <w:pStyle w:val="ListParagraph"/>
+        <w:pStyle w:val="Prrafodelista"/>
         <w:spacing w:line="300" w:lineRule="exact"/>
         <w:ind w:left="360" w:right="624"/>
         <w:jc w:val="both"/>
@@ -4257,7 +4645,7 @@
     </w:p>
     <w:p>
       <w:pPr>
-        <w:pStyle w:val="Heading4"/>
+        <w:pStyle w:val="Ttulo4"/>
         <w:numPr>
           <w:ilvl w:val="0"/>
           <w:numId w:val="46"/>
@@ -4285,7 +4673,7 @@
     </w:p>
     <w:p>
       <w:pPr>
-        <w:pStyle w:val="Heading4"/>
+        <w:pStyle w:val="Ttulo4"/>
         <w:shd w:val="clear" w:color="auto" w:fill="FFFFFF"/>
         <w:spacing w:line="300" w:lineRule="exact"/>
         <w:ind w:left="360" w:right="621"/>
@@ -7204,7 +7592,7 @@
         <w:rFonts w:ascii="Symbol" w:hAnsi="Symbol" w:hint="default"/>
       </w:rPr>
     </w:lvl>
-    <w:lvl w:ilvl="1" w:tplc="080A0003" w:tentative="1">
+    <w:lvl w:ilvl="1" w:tplc="080A0003">
       <w:start w:val="1"/>
       <w:numFmt w:val="bullet"/>
       <w:lvlText w:val="o"/>
@@ -11094,7 +11482,7 @@
         <w:rFonts w:ascii="Symbol" w:hAnsi="Symbol" w:hint="default"/>
       </w:rPr>
     </w:lvl>
-    <w:lvl w:ilvl="1" w:tplc="080A0003" w:tentative="1">
+    <w:lvl w:ilvl="1" w:tplc="080A0003">
       <w:start w:val="1"/>
       <w:numFmt w:val="bullet"/>
       <w:lvlText w:val="o"/>
@@ -12367,7 +12755,7 @@
       <w:lang w:val="es-MX"/>
     </w:rPr>
   </w:style>
-  <w:style w:type="paragraph" w:styleId="Heading1">
+  <w:style w:type="paragraph" w:styleId="Ttulo1">
     <w:name w:val="heading 1"/>
     <w:basedOn w:val="Normal"/>
     <w:uiPriority w:val="9"/>
@@ -12383,7 +12771,7 @@
       <w:szCs w:val="28"/>
     </w:rPr>
   </w:style>
-  <w:style w:type="paragraph" w:styleId="Heading2">
+  <w:style w:type="paragraph" w:styleId="Ttulo2">
     <w:name w:val="heading 2"/>
     <w:basedOn w:val="Normal"/>
     <w:uiPriority w:val="9"/>
@@ -12402,7 +12790,7 @@
       <w:szCs w:val="24"/>
     </w:rPr>
   </w:style>
-  <w:style w:type="paragraph" w:styleId="Heading3">
+  <w:style w:type="paragraph" w:styleId="Ttulo3">
     <w:name w:val="heading 3"/>
     <w:basedOn w:val="Normal"/>
     <w:uiPriority w:val="9"/>
@@ -12418,7 +12806,7 @@
       <w:szCs w:val="24"/>
     </w:rPr>
   </w:style>
-  <w:style w:type="paragraph" w:styleId="Heading4">
+  <w:style w:type="paragraph" w:styleId="Ttulo4">
     <w:name w:val="heading 4"/>
     <w:basedOn w:val="Normal"/>
     <w:uiPriority w:val="9"/>
@@ -12432,7 +12820,7 @@
       <w:rFonts w:ascii="Arial" w:eastAsia="Arial" w:hAnsi="Arial"/>
     </w:rPr>
   </w:style>
-  <w:style w:type="paragraph" w:styleId="Heading5">
+  <w:style w:type="paragraph" w:styleId="Ttulo5">
     <w:name w:val="heading 5"/>
     <w:basedOn w:val="Normal"/>
     <w:uiPriority w:val="9"/>
@@ -12451,7 +12839,7 @@
       <w:szCs w:val="20"/>
     </w:rPr>
   </w:style>
-  <w:style w:type="paragraph" w:styleId="Heading6">
+  <w:style w:type="paragraph" w:styleId="Ttulo6">
     <w:name w:val="heading 6"/>
     <w:basedOn w:val="Normal"/>
     <w:uiPriority w:val="9"/>
@@ -12470,13 +12858,13 @@
       <w:szCs w:val="18"/>
     </w:rPr>
   </w:style>
-  <w:style w:type="character" w:default="1" w:styleId="DefaultParagraphFont">
+  <w:style w:type="character" w:default="1" w:styleId="Fuentedeprrafopredeter">
     <w:name w:val="Default Paragraph Font"/>
     <w:uiPriority w:val="1"/>
     <w:semiHidden/>
     <w:unhideWhenUsed/>
   </w:style>
-  <w:style w:type="table" w:default="1" w:styleId="TableNormal">
+  <w:style w:type="table" w:default="1" w:styleId="Tablanormal">
     <w:name w:val="Normal Table"/>
     <w:uiPriority w:val="99"/>
     <w:semiHidden/>
@@ -12491,7 +12879,7 @@
       </w:tblCellMar>
     </w:tblPr>
   </w:style>
-  <w:style w:type="numbering" w:default="1" w:styleId="NoList">
+  <w:style w:type="numbering" w:default="1" w:styleId="Sinlista">
     <w:name w:val="No List"/>
     <w:uiPriority w:val="99"/>
     <w:semiHidden/>
@@ -12513,7 +12901,7 @@
       </w:tblCellMar>
     </w:tblPr>
   </w:style>
-  <w:style w:type="paragraph" w:styleId="TOC1">
+  <w:style w:type="paragraph" w:styleId="TDC1">
     <w:name w:val="toc 1"/>
     <w:basedOn w:val="Normal"/>
     <w:uiPriority w:val="1"/>
@@ -12528,7 +12916,7 @@
       <w:szCs w:val="18"/>
     </w:rPr>
   </w:style>
-  <w:style w:type="paragraph" w:styleId="TOC2">
+  <w:style w:type="paragraph" w:styleId="TDC2">
     <w:name w:val="toc 2"/>
     <w:basedOn w:val="Normal"/>
     <w:uiPriority w:val="1"/>
@@ -12544,7 +12932,7 @@
       <w:i/>
     </w:rPr>
   </w:style>
-  <w:style w:type="paragraph" w:styleId="TOC3">
+  <w:style w:type="paragraph" w:styleId="TDC3">
     <w:name w:val="toc 3"/>
     <w:basedOn w:val="Normal"/>
     <w:uiPriority w:val="1"/>
@@ -12559,7 +12947,7 @@
       <w:szCs w:val="18"/>
     </w:rPr>
   </w:style>
-  <w:style w:type="paragraph" w:styleId="BodyText">
+  <w:style w:type="paragraph" w:styleId="Textoindependiente">
     <w:name w:val="Body Text"/>
     <w:basedOn w:val="Normal"/>
     <w:uiPriority w:val="1"/>
@@ -12574,7 +12962,7 @@
       <w:szCs w:val="18"/>
     </w:rPr>
   </w:style>
-  <w:style w:type="paragraph" w:styleId="ListParagraph">
+  <w:style w:type="paragraph" w:styleId="Prrafodelista">
     <w:name w:val="List Paragraph"/>
     <w:basedOn w:val="Normal"/>
     <w:uiPriority w:val="34"/>
@@ -12586,10 +12974,10 @@
     <w:uiPriority w:val="1"/>
     <w:qFormat/>
   </w:style>
-  <w:style w:type="paragraph" w:styleId="Header">
+  <w:style w:type="paragraph" w:styleId="Encabezado">
     <w:name w:val="header"/>
     <w:basedOn w:val="Normal"/>
-    <w:link w:val="HeaderChar"/>
+    <w:link w:val="EncabezadoCar"/>
     <w:uiPriority w:val="99"/>
     <w:unhideWhenUsed/>
     <w:rsid w:val="00541679"/>
@@ -12600,20 +12988,20 @@
       </w:tabs>
     </w:pPr>
   </w:style>
-  <w:style w:type="character" w:customStyle="1" w:styleId="HeaderChar">
-    <w:name w:val="Header Char"/>
-    <w:basedOn w:val="DefaultParagraphFont"/>
-    <w:link w:val="Header"/>
+  <w:style w:type="character" w:customStyle="1" w:styleId="EncabezadoCar">
+    <w:name w:val="Encabezado Car"/>
+    <w:basedOn w:val="Fuentedeprrafopredeter"/>
+    <w:link w:val="Encabezado"/>
     <w:uiPriority w:val="99"/>
     <w:rsid w:val="00541679"/>
     <w:rPr>
       <w:lang w:val="es-MX"/>
     </w:rPr>
   </w:style>
-  <w:style w:type="paragraph" w:styleId="Footer">
+  <w:style w:type="paragraph" w:styleId="Piedepgina">
     <w:name w:val="footer"/>
     <w:basedOn w:val="Normal"/>
-    <w:link w:val="FooterChar"/>
+    <w:link w:val="PiedepginaCar"/>
     <w:uiPriority w:val="99"/>
     <w:unhideWhenUsed/>
     <w:rsid w:val="00541679"/>
@@ -12624,20 +13012,20 @@
       </w:tabs>
     </w:pPr>
   </w:style>
-  <w:style w:type="character" w:customStyle="1" w:styleId="FooterChar">
-    <w:name w:val="Footer Char"/>
-    <w:basedOn w:val="DefaultParagraphFont"/>
-    <w:link w:val="Footer"/>
+  <w:style w:type="character" w:customStyle="1" w:styleId="PiedepginaCar">
+    <w:name w:val="Pie de página Car"/>
+    <w:basedOn w:val="Fuentedeprrafopredeter"/>
+    <w:link w:val="Piedepgina"/>
     <w:uiPriority w:val="99"/>
     <w:rsid w:val="00541679"/>
     <w:rPr>
       <w:lang w:val="es-MX"/>
     </w:rPr>
   </w:style>
-  <w:style w:type="paragraph" w:styleId="HTMLPreformatted">
+  <w:style w:type="paragraph" w:styleId="HTMLconformatoprevio">
     <w:name w:val="HTML Preformatted"/>
     <w:basedOn w:val="Normal"/>
-    <w:link w:val="HTMLPreformattedChar"/>
+    <w:link w:val="HTMLconformatoprevioCar"/>
     <w:uiPriority w:val="99"/>
     <w:semiHidden/>
     <w:unhideWhenUsed/>
@@ -12670,10 +13058,10 @@
       <w:lang w:eastAsia="es-MX"/>
     </w:rPr>
   </w:style>
-  <w:style w:type="character" w:customStyle="1" w:styleId="HTMLPreformattedChar">
-    <w:name w:val="HTML Preformatted Char"/>
-    <w:basedOn w:val="DefaultParagraphFont"/>
-    <w:link w:val="HTMLPreformatted"/>
+  <w:style w:type="character" w:customStyle="1" w:styleId="HTMLconformatoprevioCar">
+    <w:name w:val="HTML con formato previo Car"/>
+    <w:basedOn w:val="Fuentedeprrafopredeter"/>
+    <w:link w:val="HTMLconformatoprevio"/>
     <w:uiPriority w:val="99"/>
     <w:semiHidden/>
     <w:rsid w:val="00746B44"/>
@@ -12686,7 +13074,7 @@
   </w:style>
   <w:style w:type="character" w:customStyle="1" w:styleId="y2iqfc">
     <w:name w:val="y2iqfc"/>
-    <w:basedOn w:val="DefaultParagraphFont"/>
+    <w:basedOn w:val="Fuentedeprrafopredeter"/>
     <w:rsid w:val="00746B44"/>
   </w:style>
   <w:style w:type="character" w:customStyle="1" w:styleId="DevConfigGray">
@@ -12730,9 +13118,9 @@
       <w:shd w:val="clear" w:color="auto" w:fill="BFBFBF"/>
     </w:rPr>
   </w:style>
-  <w:style w:type="character" w:styleId="Strong">
+  <w:style w:type="character" w:styleId="Fuerte">
     <w:name w:val="Strong"/>
-    <w:basedOn w:val="DefaultParagraphFont"/>
+    <w:basedOn w:val="Fuentedeprrafopredeter"/>
     <w:uiPriority w:val="22"/>
     <w:qFormat/>
     <w:rsid w:val="008F76DE"/>
@@ -12812,7 +13200,7 @@
   </w:style>
   <w:style w:type="paragraph" w:customStyle="1" w:styleId="PartHead">
     <w:name w:val="Part Head"/>
-    <w:basedOn w:val="ListParagraph"/>
+    <w:basedOn w:val="Prrafodelista"/>
     <w:next w:val="BodyTextL25"/>
     <w:qFormat/>
     <w:rsid w:val="00547651"/>
@@ -12864,7 +13252,7 @@
   </w:style>
   <w:style w:type="table" w:customStyle="1" w:styleId="LabTableStyle">
     <w:name w:val="Lab_Table_Style"/>
-    <w:basedOn w:val="TableNormal"/>
+    <w:basedOn w:val="Tablanormal"/>
     <w:uiPriority w:val="99"/>
     <w:qFormat/>
     <w:rsid w:val="00547651"/>
@@ -12928,9 +13316,9 @@
       </w:tcPr>
     </w:tblStylePr>
   </w:style>
-  <w:style w:type="character" w:styleId="Hyperlink">
+  <w:style w:type="character" w:styleId="Hipervnculo">
     <w:name w:val="Hyperlink"/>
-    <w:basedOn w:val="DefaultParagraphFont"/>
+    <w:basedOn w:val="Fuentedeprrafopredeter"/>
     <w:uiPriority w:val="99"/>
     <w:unhideWhenUsed/>
     <w:rsid w:val="00FB565E"/>
@@ -12939,9 +13327,9 @@
       <w:u w:val="single"/>
     </w:rPr>
   </w:style>
-  <w:style w:type="character" w:styleId="UnresolvedMention">
+  <w:style w:type="character" w:styleId="Mencinsinresolver">
     <w:name w:val="Unresolved Mention"/>
-    <w:basedOn w:val="DefaultParagraphFont"/>
+    <w:basedOn w:val="Fuentedeprrafopredeter"/>
     <w:uiPriority w:val="99"/>
     <w:semiHidden/>
     <w:unhideWhenUsed/>
@@ -12951,9 +13339,9 @@
       <w:shd w:val="clear" w:color="auto" w:fill="E1DFDD"/>
     </w:rPr>
   </w:style>
-  <w:style w:type="character" w:styleId="PlaceholderText">
+  <w:style w:type="character" w:styleId="Textodelmarcadordeposicin">
     <w:name w:val="Placeholder Text"/>
-    <w:basedOn w:val="DefaultParagraphFont"/>
+    <w:basedOn w:val="Fuentedeprrafopredeter"/>
     <w:uiPriority w:val="99"/>
     <w:semiHidden/>
     <w:rsid w:val="005E35AC"/>
@@ -12961,9 +13349,9 @@
       <w:color w:val="808080"/>
     </w:rPr>
   </w:style>
-  <w:style w:type="character" w:styleId="FollowedHyperlink">
+  <w:style w:type="character" w:styleId="Hipervnculovisitado">
     <w:name w:val="FollowedHyperlink"/>
-    <w:basedOn w:val="DefaultParagraphFont"/>
+    <w:basedOn w:val="Fuentedeprrafopredeter"/>
     <w:uiPriority w:val="99"/>
     <w:semiHidden/>
     <w:unhideWhenUsed/>
